--- a/arbeitsblaetter/A1_Text_formatieren.docx
+++ b/arbeitsblaetter/A1_Text_formatieren.docx
@@ -705,6 +705,73 @@
               <w:bottom w:w="75" w:type="dxa"/>
               <w:end w:w="130" w:type="dxa"/>
             </w:tcMar>
+            <w:shd w:fill="F8F3EA"/>
+          </w:tcPr>
+          <w:p>
+            <w:pPr>
+              <w:spacing w:after="0"/>
+              <w:jc w:val="center"/>
+            </w:pPr>
+            <w:r>
+              <w:rPr>
+                <w:rFonts w:ascii="Arial" w:hAnsi="Arial" w:eastAsia="Arial"/>
+                <w:b/>
+                <w:color w:val="17324D"/>
+                <w:sz w:val="18"/>
+              </w:rPr>
+              <w:t>SPEICHERN</w:t>
+            </w:r>
+          </w:p>
+        </w:tc>
+        <w:tc>
+          <w:tcPr>
+            <w:tcW w:type="dxa" w:w="8003"/>
+            <w:vAlign w:val="center"/>
+            <w:tcMar>
+              <w:top w:w="75" w:type="dxa"/>
+              <w:start w:w="190" w:type="dxa"/>
+              <w:bottom w:w="75" w:type="dxa"/>
+              <w:end w:w="190" w:type="dxa"/>
+            </w:tcMar>
+            <w:shd w:fill="F8F3EA"/>
+          </w:tcPr>
+          <w:p>
+            <w:r>
+              <w:rPr>
+                <w:rFonts w:ascii="Arial" w:hAnsi="Arial" w:eastAsia="Arial"/>
+                <w:color w:val="172A3A"/>
+                <w:sz w:val="19"/>
+              </w:rPr>
+              <w:t>DATEI · Speichere im Ordner IB als A1_Nachname_Vorname.docx. Schliess das Dokument und öffne es wieder. Wenn du das noch nie gemacht hast, zeigt es dir die Lehrperson.</w:t>
+            </w:r>
+          </w:p>
+        </w:tc>
+      </w:tr>
+    </w:tbl>
+    <w:tbl>
+      <w:tblPr>
+        <w:tblW w:type="auto" w:w="0"/>
+        <w:tblLayout w:type="fixed"/>
+        <w:tblLook w:firstColumn="1" w:firstRow="1" w:lastColumn="0" w:lastRow="0" w:noHBand="0" w:noVBand="1" w:val="04A0"/>
+      </w:tblPr>
+      <w:tblGrid>
+        <w:gridCol w:w="1828"/>
+        <w:gridCol w:w="8003"/>
+      </w:tblGrid>
+      <w:tr>
+        <w:trPr>
+          <w:cantSplit/>
+        </w:trPr>
+        <w:tc>
+          <w:tcPr>
+            <w:tcW w:type="dxa" w:w="1828"/>
+            <w:vAlign w:val="center"/>
+            <w:tcMar>
+              <w:top w:w="75" w:type="dxa"/>
+              <w:start w:w="130" w:type="dxa"/>
+              <w:bottom w:w="75" w:type="dxa"/>
+              <w:end w:w="130" w:type="dxa"/>
+            </w:tcMar>
             <w:shd w:fill="EAF4F3"/>
           </w:tcPr>
           <w:p>

--- a/arbeitsblaetter/A1_Text_formatieren.docx
+++ b/arbeitsblaetter/A1_Text_formatieren.docx
@@ -120,7 +120,7 @@
                 <w:color w:val="172A3A"/>
                 <w:sz w:val="19"/>
               </w:rPr>
-              <w:t>Text markieren und Schriftart, Schriftgrösse, Fett, Kursiv und Farbe einsetzen und eine Änderung rückgängig machen.</w:t>
+              <w:t>Text markieren, Schrift und Farbe ändern, eine Änderung rückgängig machen und meine Datei sicher speichern und wiederfinden.</w:t>
             </w:r>
           </w:p>
         </w:tc>
@@ -206,7 +206,22 @@
           </w:p>
           <w:p>
             <w:pPr>
-              <w:spacing w:before="0" w:after="9" w:line="240" w:lineRule="auto"/>
+              <w:spacing w:before="0" w:after="4" w:line="240" w:lineRule="auto"/>
+            </w:pPr>
+            <w:r>
+              <w:rPr>
+                <w:rFonts w:ascii="Arial" w:hAnsi="Arial" w:eastAsia="Arial"/>
+                <w:b/>
+                <w:i w:val="0"/>
+                <w:color w:val="1D6765"/>
+                <w:sz w:val="18"/>
+              </w:rPr>
+              <w:t>START: Speichere das Arbeitsblatt zuerst mit Datei → Speichern unter im Ordner IB als A1_Nachname_Vorname.docx.</w:t>
+            </w:r>
+          </w:p>
+          <w:p>
+            <w:pPr>
+              <w:spacing w:before="0" w:after="7" w:line="240" w:lineRule="auto"/>
             </w:pPr>
             <w:r>
               <w:rPr>
@@ -216,7 +231,7 @@
                 <w:color w:val="172A3A"/>
                 <w:sz w:val="18"/>
               </w:rPr>
-              <w:t>Arbeite von A bis E. Markiere immer nur den Text, den der Schritt nennt.</w:t>
+              <w:t>Arbeite dann von A bis E. Markiere immer nur den Text, den der Schritt nennt.</w:t>
             </w:r>
           </w:p>
           <w:p>
@@ -742,7 +757,7 @@
                 <w:color w:val="172A3A"/>
                 <w:sz w:val="19"/>
               </w:rPr>
-              <w:t>DATEI · Speichere im Ordner IB als A1_Nachname_Vorname.docx. Schliess das Dokument und öffne es wieder. Wenn du das noch nie gemacht hast, zeigt es dir die Lehrperson.</w:t>
+              <w:t>Nach dem Formatieren: Strg + S drücken, die Datei schliessen und im Ordner IB wieder öffnen. Wenn du das noch nie gemacht hast, zeigt es dir die Lehrperson.</w:t>
             </w:r>
           </w:p>
         </w:tc>
@@ -809,7 +824,7 @@
                 <w:color w:val="172A3A"/>
                 <w:sz w:val="18"/>
               </w:rPr>
-              <w:t>Ist der Titel deutlich anders als der Fliesstext? Sind «Walensee» und «Churfirsten» fett? Ist «Sommer» blau? Ist der letzte Satz kursiv?</w:t>
+              <w:t>Stimmen Titel, Fett, Blau und Kursiv? Hast du die Datei nach der Bearbeitung gespeichert, geschlossen und im Ordner IB wieder geöffnet?</w:t>
             </w:r>
           </w:p>
         </w:tc>
